--- a/supplemental_materials/6_Methods_Online_030426.docx
+++ b/supplemental_materials/6_Methods_Online_030426.docx
@@ -2601,14 +2601,11 @@
       </w:r>
       <w:r>
         <w:rPr>
-          <w:rFonts w:ascii="Arial" w:eastAsia="Times New Roman" w:hAnsi="Arial" w:cs="Arial"/>
-          <w:color w:val="000000" w:themeColor="text1"/>
-          <w:kern w:val="0"/>
-          <w:sz w:val="22"/>
-          <w:szCs w:val="22"/>
-          <w14:ligatures w14:val="none"/>
-        </w:rPr>
-        <w:t>https://github.com/kaifuchenlab/EFE_LV_multiomics_paper</w:t>
+          <w:rFonts w:ascii="Arial" w:hAnsi="Arial" w:cs="Arial"/>
+          <w:sz w:val="22"/>
+          <w:szCs w:val="22"/>
+        </w:rPr>
+        <w:t>https://github.com/kaifuchenlab/EFE_multiomics</w:t>
       </w:r>
       <w:r>
         <w:rPr>
